--- a/briefing_portrait/UGENCE_SERVICENOW_ARCHITECTURE_AND_USE_CASE_BRIEFING_PORTRAIT.docx
+++ b/briefing_portrait/UGENCE_SERVICENOW_ARCHITECTURE_AND_USE_CASE_BRIEFING_PORTRAIT.docx
@@ -1643,6 +1643,43 @@
         <w:spacing w:after="40"/>
       </w:pPr>
     </w:p>
+    <w:tbl>
+      <w:tblPr>
+        <w:tblW w:type="auto" w:w="0"/>
+        <w:tblLook w:firstColumn="1" w:firstRow="1" w:lastColumn="0" w:lastRow="0" w:noHBand="0" w:noVBand="1" w:val="04A0"/>
+      </w:tblPr>
+      <w:tblGrid>
+        <w:gridCol w:w="9752"/>
+      </w:tblGrid>
+      <w:tr>
+        <w:tc>
+          <w:tcPr>
+            <w:tcW w:type="dxa" w:w="9752"/>
+            <w:shd w:val="clear" w:fill="FBF6EC"/>
+          </w:tcPr>
+          <w:p>
+            <w:r>
+              <w:rPr>
+                <w:b/>
+                <w:color w:val="2A2170"/>
+              </w:rPr>
+              <w:t xml:space="preserve">How to read the maturity labels  </w:t>
+            </w:r>
+            <w:r>
+              <w:rPr>
+                <w:sz w:val="19"/>
+              </w:rPr>
+              <w:t>Each module card carries a package-maturity label defined in Appendix A. These labels describe the engineering status of the Ugence package only. REFERENCE-GRADE means a reference implementation exists and is offline-verifiable but is not production-validated; IMPLEMENTED means code exists and is verified at interface level. Neither implies production deployment validation, and neither implies a shipping ServiceNow integration — every ServiceNow integration in this briefing is separately marked PROPOSED, and no connector currently ships. Package availability, production validation and ServiceNow integration are three distinct dimensions and are never conflated.</w:t>
+            </w:r>
+          </w:p>
+        </w:tc>
+      </w:tr>
+    </w:tbl>
+    <w:p>
+      <w:pPr>
+        <w:spacing w:after="40"/>
+      </w:pPr>
+    </w:p>
     <w:p>
       <w:pPr>
         <w:pStyle w:val="Heading2"/>
@@ -1666,7 +1703,7 @@
           <w:color w:val="5145C7"/>
           <w:sz w:val="16"/>
         </w:rPr>
-        <w:t xml:space="preserve">    [SHIPPED]</w:t>
+        <w:t xml:space="preserve">    [REFERENCE-GRADE]</w:t>
       </w:r>
     </w:p>
     <w:tbl>
@@ -2034,7 +2071,7 @@
           <w:color w:val="5145C7"/>
           <w:sz w:val="16"/>
         </w:rPr>
-        <w:t xml:space="preserve">    [SHIPPED]</w:t>
+        <w:t xml:space="preserve">    [REFERENCE-GRADE]</w:t>
       </w:r>
     </w:p>
     <w:tbl>
@@ -2410,7 +2447,7 @@
           <w:color w:val="5145C7"/>
           <w:sz w:val="16"/>
         </w:rPr>
-        <w:t xml:space="preserve">    [SHIPPED]</w:t>
+        <w:t xml:space="preserve">    [REFERENCE-GRADE]</w:t>
       </w:r>
     </w:p>
     <w:tbl>
@@ -2594,7 +2631,7 @@
           <w:color w:val="5145C7"/>
           <w:sz w:val="16"/>
         </w:rPr>
-        <w:t xml:space="preserve">    [SHIPPED]</w:t>
+        <w:t xml:space="preserve">    [REFERENCE-GRADE]</w:t>
       </w:r>
     </w:p>
     <w:tbl>
@@ -2778,7 +2815,7 @@
           <w:color w:val="5145C7"/>
           <w:sz w:val="16"/>
         </w:rPr>
-        <w:t xml:space="preserve">    [SHIPPED]</w:t>
+        <w:t xml:space="preserve">    [REFERENCE-GRADE]</w:t>
       </w:r>
     </w:p>
     <w:tbl>
@@ -2962,7 +2999,7 @@
           <w:color w:val="5145C7"/>
           <w:sz w:val="16"/>
         </w:rPr>
-        <w:t xml:space="preserve">    [SHIPPED]</w:t>
+        <w:t xml:space="preserve">    [REFERENCE-GRADE]</w:t>
       </w:r>
     </w:p>
     <w:tbl>
@@ -3154,7 +3191,7 @@
           <w:color w:val="5145C7"/>
           <w:sz w:val="16"/>
         </w:rPr>
-        <w:t xml:space="preserve">    [SHIPPED]</w:t>
+        <w:t xml:space="preserve">    [REFERENCE-GRADE]</w:t>
       </w:r>
     </w:p>
     <w:tbl>
@@ -4669,7 +4706,7 @@
       <w:r>
         <w:drawing>
           <wp:inline xmlns:a="http://schemas.openxmlformats.org/drawingml/2006/main" xmlns:pic="http://schemas.openxmlformats.org/drawingml/2006/picture">
-            <wp:extent cx="6048000" cy="3478364"/>
+            <wp:extent cx="6048000" cy="3562364"/>
             <wp:docPr id="5" name="Picture 5"/>
             <wp:cNvGraphicFramePr>
               <a:graphicFrameLocks noChangeAspect="1"/>
@@ -4690,7 +4727,7 @@
                   <pic:spPr>
                     <a:xfrm>
                       <a:off x="0" y="0"/>
-                      <a:ext cx="6048000" cy="3478364"/>
+                      <a:ext cx="6048000" cy="3562364"/>
                     </a:xfrm>
                     <a:prstGeom prst="rect"/>
                   </pic:spPr>
@@ -5929,7 +5966,7 @@
       <w:r>
         <w:drawing>
           <wp:inline xmlns:a="http://schemas.openxmlformats.org/drawingml/2006/main" xmlns:pic="http://schemas.openxmlformats.org/drawingml/2006/picture">
-            <wp:extent cx="6048000" cy="4906364"/>
+            <wp:extent cx="6048000" cy="5024727"/>
             <wp:docPr id="6" name="Picture 6"/>
             <wp:cNvGraphicFramePr>
               <a:graphicFrameLocks noChangeAspect="1"/>
@@ -5950,7 +5987,7 @@
                   <pic:spPr>
                     <a:xfrm>
                       <a:off x="0" y="0"/>
-                      <a:ext cx="6048000" cy="4906364"/>
+                      <a:ext cx="6048000" cy="5024727"/>
                     </a:xfrm>
                     <a:prstGeom prst="rect"/>
                   </pic:spPr>
@@ -6076,7 +6113,7 @@
       <w:r>
         <w:drawing>
           <wp:inline xmlns:a="http://schemas.openxmlformats.org/drawingml/2006/main" xmlns:pic="http://schemas.openxmlformats.org/drawingml/2006/picture">
-            <wp:extent cx="6048000" cy="4906364"/>
+            <wp:extent cx="6048000" cy="5024727"/>
             <wp:docPr id="7" name="Picture 7"/>
             <wp:cNvGraphicFramePr>
               <a:graphicFrameLocks noChangeAspect="1"/>
@@ -6097,7 +6134,7 @@
                   <pic:spPr>
                     <a:xfrm>
                       <a:off x="0" y="0"/>
-                      <a:ext cx="6048000" cy="4906364"/>
+                      <a:ext cx="6048000" cy="5024727"/>
                     </a:xfrm>
                     <a:prstGeom prst="rect"/>
                   </pic:spPr>
@@ -6207,7 +6244,7 @@
       <w:r>
         <w:drawing>
           <wp:inline xmlns:a="http://schemas.openxmlformats.org/drawingml/2006/main" xmlns:pic="http://schemas.openxmlformats.org/drawingml/2006/picture">
-            <wp:extent cx="6048000" cy="5040000"/>
+            <wp:extent cx="6048000" cy="5158364"/>
             <wp:docPr id="8" name="Picture 8"/>
             <wp:cNvGraphicFramePr>
               <a:graphicFrameLocks noChangeAspect="1"/>
@@ -6228,7 +6265,7 @@
                   <pic:spPr>
                     <a:xfrm>
                       <a:off x="0" y="0"/>
-                      <a:ext cx="6048000" cy="5040000"/>
+                      <a:ext cx="6048000" cy="5158364"/>
                     </a:xfrm>
                     <a:prstGeom prst="rect"/>
                   </pic:spPr>
@@ -9693,7 +9730,7 @@
               <w:rPr>
                 <w:sz w:val="18"/>
               </w:rPr>
-              <w:t>Code exists and is verified at interface level.</w:t>
+              <w:t>Package code exists and is verified at interface level. Does not imply production-deployment validation or a shipping ServiceNow integration.</w:t>
             </w:r>
           </w:p>
         </w:tc>
@@ -9723,7 +9760,7 @@
               <w:rPr>
                 <w:sz w:val="18"/>
               </w:rPr>
-              <w:t>Ships reference implementations; not production-validated.</w:t>
+              <w:t>A reference implementation exists and is offline-verifiable, but is not production-validated. Does not imply a shipping ServiceNow integration.</w:t>
             </w:r>
           </w:p>
         </w:tc>
@@ -9751,7 +9788,7 @@
               <w:rPr>
                 <w:sz w:val="18"/>
               </w:rPr>
-              <w:t>Awaiting production / pilot validation.</w:t>
+              <w:t>Implemented, but awaiting production / pilot validation.</w:t>
             </w:r>
           </w:p>
         </w:tc>
@@ -9767,7 +9804,7 @@
               <w:rPr>
                 <w:sz w:val="18"/>
               </w:rPr>
-              <w:t>DESIGN-ONLY</w:t>
+              <w:t>ADDITIONAL CAPABILITIES UNDER DEVELOPMENT</w:t>
             </w:r>
           </w:p>
         </w:tc>
@@ -9781,7 +9818,7 @@
               <w:rPr>
                 <w:sz w:val="18"/>
               </w:rPr>
-              <w:t>Architecture / design; not a package.</w:t>
+              <w:t>Further capabilities beyond the implemented core are actively being built.</w:t>
             </w:r>
           </w:p>
         </w:tc>
@@ -9796,7 +9833,7 @@
               <w:rPr>
                 <w:sz w:val="18"/>
               </w:rPr>
-              <w:t>ADDITIONAL CAPABILITIES UNDER DEVELOPMENT</w:t>
+              <w:t>DESIGN-ONLY</w:t>
             </w:r>
           </w:p>
         </w:tc>
@@ -9809,7 +9846,7 @@
               <w:rPr>
                 <w:sz w:val="18"/>
               </w:rPr>
-              <w:t>Additional capabilities are actively being built.</w:t>
+              <w:t>Architecture / design intent; not yet a package.</w:t>
             </w:r>
           </w:p>
         </w:tc>
@@ -9825,7 +9862,7 @@
               <w:rPr>
                 <w:sz w:val="18"/>
               </w:rPr>
-              <w:t>PROPOSED SERVICENOW INTEGRATION</w:t>
+              <w:t>PROPOSED INTEGRATION</w:t>
             </w:r>
           </w:p>
         </w:tc>
@@ -9839,7 +9876,7 @@
               <w:rPr>
                 <w:sz w:val="18"/>
               </w:rPr>
-              <w:t>A ServiceNow integration adapter is design intent; no connector ships.</w:t>
+              <w:t>A ServiceNow integration adapter is design intent only; no ServiceNow connector currently ships. (Also written “integration PROPOSED”.)</w:t>
             </w:r>
           </w:p>
         </w:tc>
@@ -9867,7 +9904,7 @@
               <w:rPr>
                 <w:sz w:val="18"/>
               </w:rPr>
-              <w:t>A named future capability; not yet shipped.</w:t>
+              <w:t>A named future capability publicly announced but not yet shipped (e.g., the Tier 2 SOC AI Specialist expected December 2026).</w:t>
             </w:r>
           </w:p>
         </w:tc>
